--- a/rapports/2026-06-06/EQ32/EQ32_sup_v2/DR_141102000010/71-20-47-84.docx
+++ b/rapports/2026-06-06/EQ32/EQ32_sup_v2/DR_141102000010/71-20-47-84.docx
@@ -297,7 +297,7 @@
           <w:color w:val="1F6FEB"/>
           <w:sz w:val="22"/>
         </w:rPr>
-        <w:t>⚠ INCOHÉRENCES À CORRIGER (71)</w:t>
+        <w:t>⚠ INCOHÉRENCES À CORRIGER (67)</w:t>
       </w:r>
     </w:p>
     <w:tbl>
@@ -814,7 +814,7 @@
                 <w:color w:val="16A34A"/>
                 <w:sz w:val="16"/>
               </w:rPr>
-              <w:t>—</w:t>
+              <w:t>s01q32, s01q36, s01q38, s04q37_modif, s02q33, s02q34, s01q00b</w:t>
             </w:r>
           </w:p>
         </w:tc>
@@ -845,7 +845,7 @@
                 <w:i w:val="0"/>
                 <w:sz w:val="17"/>
               </w:rPr>
-              <w:t>Incohérence!!! seulement les écoles privées paient les frais de scolarité (y compris les frais d'inscription).</w:t>
+              <w:t>Peu probable!!! Vu l'âge (15 ans) de Fatoumata Gassama ou l'année à laquelle Fatoumata Gassama a fréquenté l'école pour la dernière fois (.) le dernier diplome de Fatoumata Gassama ne peut être le Certificat d'études primaires (CEP), prière de corriger cette incohérence ou confirmer avec le QG.</w:t>
             </w:r>
           </w:p>
         </w:tc>
@@ -878,6 +878,816 @@
                 <w:i w:val="0"/>
                 <w:sz w:val="16"/>
               </w:rPr>
+              <w:t>S03</w:t>
+              <w:br/>
+            </w:r>
+            <w:r>
+              <w:rPr>
+                <w:b w:val="0"/>
+                <w:i w:val="0"/>
+                <w:color w:val="64748B"/>
+                <w:sz w:val="14"/>
+              </w:rPr>
+              <w:t>Santé</w:t>
+            </w:r>
+          </w:p>
+        </w:tc>
+        <w:tc>
+          <w:tcPr>
+            <w:tcW w:type="dxa" w:w="1531"/>
+          </w:tcPr>
+          <w:p>
+            <w:r>
+              <w:rPr>
+                <w:b/>
+                <w:i w:val="0"/>
+                <w:color w:val="16A34A"/>
+                <w:sz w:val="16"/>
+              </w:rPr>
+              <w:t>—</w:t>
+            </w:r>
+          </w:p>
+        </w:tc>
+        <w:tc>
+          <w:tcPr>
+            <w:tcW w:type="dxa" w:w="1191"/>
+          </w:tcPr>
+          <w:p>
+            <w:r>
+              <w:rPr>
+                <w:b w:val="0"/>
+                <w:i w:val="0"/>
+                <w:color w:val="64748B"/>
+                <w:sz w:val="16"/>
+              </w:rPr>
+              <w:t>GT-CQ</w:t>
+            </w:r>
+          </w:p>
+        </w:tc>
+        <w:tc>
+          <w:tcPr>
+            <w:tcW w:type="dxa" w:w="4706"/>
+          </w:tcPr>
+          <w:p>
+            <w:r>
+              <w:rPr>
+                <w:b w:val="0"/>
+                <w:i w:val="0"/>
+                <w:sz w:val="17"/>
+              </w:rPr>
+              <w:t>Incohérent !!! Coumba Gassama s'est consulté la première fois pour cette maladie (Diarrhée) chez un médecin spécialiste et vous dites que  Coumba Gassama n'est pas concerné par le montant des frais de consultation d'un médecin spécialiste (3.15=9999).</w:t>
+            </w:r>
+          </w:p>
+        </w:tc>
+      </w:tr>
+      <w:tr>
+        <w:tc>
+          <w:tcPr>
+            <w:tcW w:type="dxa" w:w="964"/>
+          </w:tcPr>
+          <w:p>
+            <w:r>
+              <w:rPr>
+                <w:b/>
+                <w:i w:val="0"/>
+                <w:color w:val="DC2626"/>
+                <w:sz w:val="16"/>
+              </w:rPr>
+              <w:t>Haute</w:t>
+            </w:r>
+          </w:p>
+        </w:tc>
+        <w:tc>
+          <w:tcPr>
+            <w:tcW w:type="dxa" w:w="1247"/>
+          </w:tcPr>
+          <w:p>
+            <w:r>
+              <w:rPr>
+                <w:b/>
+                <w:i w:val="0"/>
+                <w:sz w:val="16"/>
+              </w:rPr>
+              <w:t>S03</w:t>
+              <w:br/>
+            </w:r>
+            <w:r>
+              <w:rPr>
+                <w:b w:val="0"/>
+                <w:i w:val="0"/>
+                <w:color w:val="64748B"/>
+                <w:sz w:val="14"/>
+              </w:rPr>
+              <w:t>Santé</w:t>
+            </w:r>
+          </w:p>
+        </w:tc>
+        <w:tc>
+          <w:tcPr>
+            <w:tcW w:type="dxa" w:w="1531"/>
+          </w:tcPr>
+          <w:p>
+            <w:r>
+              <w:rPr>
+                <w:b/>
+                <w:i w:val="0"/>
+                <w:color w:val="16A34A"/>
+                <w:sz w:val="16"/>
+              </w:rPr>
+              <w:t>—</w:t>
+            </w:r>
+          </w:p>
+        </w:tc>
+        <w:tc>
+          <w:tcPr>
+            <w:tcW w:type="dxa" w:w="1191"/>
+          </w:tcPr>
+          <w:p>
+            <w:r>
+              <w:rPr>
+                <w:b w:val="0"/>
+                <w:i w:val="0"/>
+                <w:color w:val="64748B"/>
+                <w:sz w:val="16"/>
+              </w:rPr>
+              <w:t>GT-CQ</w:t>
+            </w:r>
+          </w:p>
+        </w:tc>
+        <w:tc>
+          <w:tcPr>
+            <w:tcW w:type="dxa" w:w="4706"/>
+          </w:tcPr>
+          <w:p>
+            <w:r>
+              <w:rPr>
+                <w:b w:val="0"/>
+                <w:i w:val="0"/>
+                <w:sz w:val="17"/>
+              </w:rPr>
+              <w:t>Prière de verifier cette incohérence auprès de l'enquêté ou confirmer.</w:t>
+            </w:r>
+          </w:p>
+        </w:tc>
+      </w:tr>
+      <w:tr>
+        <w:tc>
+          <w:tcPr>
+            <w:tcW w:type="dxa" w:w="964"/>
+          </w:tcPr>
+          <w:p>
+            <w:r>
+              <w:rPr>
+                <w:b/>
+                <w:i w:val="0"/>
+                <w:color w:val="DC2626"/>
+                <w:sz w:val="16"/>
+              </w:rPr>
+              <w:t>Haute</w:t>
+            </w:r>
+          </w:p>
+        </w:tc>
+        <w:tc>
+          <w:tcPr>
+            <w:tcW w:type="dxa" w:w="1247"/>
+          </w:tcPr>
+          <w:p>
+            <w:r>
+              <w:rPr>
+                <w:b/>
+                <w:i w:val="0"/>
+                <w:sz w:val="16"/>
+              </w:rPr>
+              <w:t>S04</w:t>
+              <w:br/>
+            </w:r>
+            <w:r>
+              <w:rPr>
+                <w:b w:val="0"/>
+                <w:i w:val="0"/>
+                <w:color w:val="64748B"/>
+                <w:sz w:val="14"/>
+              </w:rPr>
+              <w:t>Emploi</w:t>
+            </w:r>
+          </w:p>
+        </w:tc>
+        <w:tc>
+          <w:tcPr>
+            <w:tcW w:type="dxa" w:w="1531"/>
+          </w:tcPr>
+          <w:p>
+            <w:r>
+              <w:rPr>
+                <w:b/>
+                <w:i w:val="0"/>
+                <w:color w:val="16A34A"/>
+                <w:sz w:val="16"/>
+              </w:rPr>
+              <w:t>s04q66</w:t>
+            </w:r>
+          </w:p>
+        </w:tc>
+        <w:tc>
+          <w:tcPr>
+            <w:tcW w:type="dxa" w:w="1191"/>
+          </w:tcPr>
+          <w:p>
+            <w:r>
+              <w:rPr>
+                <w:b w:val="0"/>
+                <w:i w:val="0"/>
+                <w:color w:val="64748B"/>
+                <w:sz w:val="16"/>
+              </w:rPr>
+              <w:t>GT-CQ</w:t>
+            </w:r>
+          </w:p>
+        </w:tc>
+        <w:tc>
+          <w:tcPr>
+            <w:tcW w:type="dxa" w:w="4706"/>
+          </w:tcPr>
+          <w:p>
+            <w:r>
+              <w:rPr>
+                <w:b w:val="0"/>
+                <w:i w:val="0"/>
+                <w:sz w:val="17"/>
+              </w:rPr>
+              <w:t>Incohérence! Mariama Seydi  evolue dans l'agriculture mais est  considéré comme salarié ou stagiaire/apprenti non renuméré, prière de revoir la question s04q66 et corriger.</w:t>
+            </w:r>
+          </w:p>
+        </w:tc>
+      </w:tr>
+      <w:tr>
+        <w:tc>
+          <w:tcPr>
+            <w:tcW w:type="dxa" w:w="964"/>
+          </w:tcPr>
+          <w:p>
+            <w:r>
+              <w:rPr>
+                <w:b/>
+                <w:i w:val="0"/>
+                <w:color w:val="DC2626"/>
+                <w:sz w:val="16"/>
+              </w:rPr>
+              <w:t>Haute</w:t>
+            </w:r>
+          </w:p>
+        </w:tc>
+        <w:tc>
+          <w:tcPr>
+            <w:tcW w:type="dxa" w:w="1247"/>
+          </w:tcPr>
+          <w:p>
+            <w:r>
+              <w:rPr>
+                <w:b/>
+                <w:i w:val="0"/>
+                <w:sz w:val="16"/>
+              </w:rPr>
+              <w:t>S16</w:t>
+              <w:br/>
+            </w:r>
+            <w:r>
+              <w:rPr>
+                <w:b w:val="0"/>
+                <w:i w:val="0"/>
+                <w:color w:val="64748B"/>
+                <w:sz w:val="14"/>
+              </w:rPr>
+              <w:t>Agriculture</w:t>
+            </w:r>
+          </w:p>
+        </w:tc>
+        <w:tc>
+          <w:tcPr>
+            <w:tcW w:type="dxa" w:w="1531"/>
+          </w:tcPr>
+          <w:p>
+            <w:r>
+              <w:rPr>
+                <w:b/>
+                <w:i w:val="0"/>
+                <w:color w:val="16A34A"/>
+                <w:sz w:val="16"/>
+              </w:rPr>
+              <w:t>s16dq05a, s16dq05c</w:t>
+            </w:r>
+          </w:p>
+        </w:tc>
+        <w:tc>
+          <w:tcPr>
+            <w:tcW w:type="dxa" w:w="1191"/>
+          </w:tcPr>
+          <w:p>
+            <w:r>
+              <w:rPr>
+                <w:b w:val="0"/>
+                <w:i w:val="0"/>
+                <w:color w:val="64748B"/>
+                <w:sz w:val="16"/>
+              </w:rPr>
+              <w:t>GT-CQ</w:t>
+            </w:r>
+          </w:p>
+        </w:tc>
+        <w:tc>
+          <w:tcPr>
+            <w:tcW w:type="dxa" w:w="4706"/>
+          </w:tcPr>
+          <w:p>
+            <w:r>
+              <w:rPr>
+                <w:b w:val="0"/>
+                <w:i w:val="0"/>
+                <w:sz w:val="17"/>
+              </w:rPr>
+              <w:t>La quantité de s16dq05a estimée en Kg est incohérente avec la prise dans la question s16dq05c, prière de bien estimer et mettre la valeur exacte.</w:t>
+            </w:r>
+          </w:p>
+        </w:tc>
+      </w:tr>
+      <w:tr>
+        <w:tc>
+          <w:tcPr>
+            <w:tcW w:type="dxa" w:w="964"/>
+          </w:tcPr>
+          <w:p>
+            <w:r>
+              <w:rPr>
+                <w:b/>
+                <w:i w:val="0"/>
+                <w:color w:val="EA580C"/>
+                <w:sz w:val="16"/>
+              </w:rPr>
+              <w:t>Moyenne</w:t>
+            </w:r>
+          </w:p>
+        </w:tc>
+        <w:tc>
+          <w:tcPr>
+            <w:tcW w:type="dxa" w:w="1247"/>
+          </w:tcPr>
+          <w:p>
+            <w:r>
+              <w:rPr>
+                <w:b/>
+                <w:i w:val="0"/>
+                <w:sz w:val="16"/>
+              </w:rPr>
+              <w:t>S00</w:t>
+              <w:br/>
+            </w:r>
+            <w:r>
+              <w:rPr>
+                <w:b w:val="0"/>
+                <w:i w:val="0"/>
+                <w:color w:val="64748B"/>
+                <w:sz w:val="14"/>
+              </w:rPr>
+              <w:t>Identification</w:t>
+            </w:r>
+          </w:p>
+        </w:tc>
+        <w:tc>
+          <w:tcPr>
+            <w:tcW w:type="dxa" w:w="1531"/>
+          </w:tcPr>
+          <w:p>
+            <w:r>
+              <w:rPr>
+                <w:b/>
+                <w:i w:val="0"/>
+                <w:color w:val="16A34A"/>
+                <w:sz w:val="16"/>
+              </w:rPr>
+              <w:t>—</w:t>
+            </w:r>
+          </w:p>
+        </w:tc>
+        <w:tc>
+          <w:tcPr>
+            <w:tcW w:type="dxa" w:w="1191"/>
+          </w:tcPr>
+          <w:p>
+            <w:r>
+              <w:rPr>
+                <w:b w:val="0"/>
+                <w:i w:val="0"/>
+                <w:color w:val="64748B"/>
+                <w:sz w:val="16"/>
+              </w:rPr>
+              <w:t>GT-CQ</w:t>
+            </w:r>
+          </w:p>
+        </w:tc>
+        <w:tc>
+          <w:tcPr>
+            <w:tcW w:type="dxa" w:w="4706"/>
+          </w:tcPr>
+          <w:p>
+            <w:r>
+              <w:rPr>
+                <w:b w:val="0"/>
+                <w:i w:val="0"/>
+                <w:sz w:val="17"/>
+              </w:rPr>
+              <w:t>L'adresse ou la localisation du ménage doit être bien renseignée, ne doit pas contenir des numéros de téléphone et elle semble courte pour être une adresse.</w:t>
+            </w:r>
+          </w:p>
+        </w:tc>
+      </w:tr>
+      <w:tr>
+        <w:tc>
+          <w:tcPr>
+            <w:tcW w:type="dxa" w:w="964"/>
+          </w:tcPr>
+          <w:p>
+            <w:r>
+              <w:rPr>
+                <w:b/>
+                <w:i w:val="0"/>
+                <w:color w:val="EA580C"/>
+                <w:sz w:val="16"/>
+              </w:rPr>
+              <w:t>Moyenne</w:t>
+            </w:r>
+          </w:p>
+        </w:tc>
+        <w:tc>
+          <w:tcPr>
+            <w:tcW w:type="dxa" w:w="1247"/>
+          </w:tcPr>
+          <w:p>
+            <w:r>
+              <w:rPr>
+                <w:b/>
+                <w:i w:val="0"/>
+                <w:sz w:val="16"/>
+              </w:rPr>
+              <w:t>S00</w:t>
+              <w:br/>
+            </w:r>
+            <w:r>
+              <w:rPr>
+                <w:b w:val="0"/>
+                <w:i w:val="0"/>
+                <w:color w:val="64748B"/>
+                <w:sz w:val="14"/>
+              </w:rPr>
+              <w:t>Identification</w:t>
+            </w:r>
+          </w:p>
+        </w:tc>
+        <w:tc>
+          <w:tcPr>
+            <w:tcW w:type="dxa" w:w="1531"/>
+          </w:tcPr>
+          <w:p>
+            <w:r>
+              <w:rPr>
+                <w:b/>
+                <w:i w:val="0"/>
+                <w:color w:val="16A34A"/>
+                <w:sz w:val="16"/>
+              </w:rPr>
+              <w:t>s00q08, s00q10</w:t>
+            </w:r>
+          </w:p>
+        </w:tc>
+        <w:tc>
+          <w:tcPr>
+            <w:tcW w:type="dxa" w:w="1191"/>
+          </w:tcPr>
+          <w:p>
+            <w:r>
+              <w:rPr>
+                <w:b w:val="0"/>
+                <w:i w:val="0"/>
+                <w:color w:val="64748B"/>
+                <w:sz w:val="16"/>
+              </w:rPr>
+              <w:t>GT-CQ</w:t>
+            </w:r>
+          </w:p>
+        </w:tc>
+        <w:tc>
+          <w:tcPr>
+            <w:tcW w:type="dxa" w:w="4706"/>
+          </w:tcPr>
+          <w:p>
+            <w:r>
+              <w:rPr>
+                <w:b w:val="0"/>
+                <w:i w:val="0"/>
+                <w:sz w:val="17"/>
+              </w:rPr>
+              <w:t>Prière de renseigner la bonne adresse.Le ménage de MALANG GASSAMA n'est pas un ménage sélectionné mais soit plutot un ménage de remplacement s'il a été réellement enquêté sinon remettez-le au ménage non rempli.</w:t>
+            </w:r>
+          </w:p>
+        </w:tc>
+      </w:tr>
+      <w:tr>
+        <w:tc>
+          <w:tcPr>
+            <w:tcW w:type="dxa" w:w="964"/>
+          </w:tcPr>
+          <w:p>
+            <w:r>
+              <w:rPr>
+                <w:b/>
+                <w:i w:val="0"/>
+                <w:color w:val="EA580C"/>
+                <w:sz w:val="16"/>
+              </w:rPr>
+              <w:t>Moyenne</w:t>
+            </w:r>
+          </w:p>
+        </w:tc>
+        <w:tc>
+          <w:tcPr>
+            <w:tcW w:type="dxa" w:w="1247"/>
+          </w:tcPr>
+          <w:p>
+            <w:r>
+              <w:rPr>
+                <w:b/>
+                <w:i w:val="0"/>
+                <w:sz w:val="16"/>
+              </w:rPr>
+              <w:t>S01</w:t>
+              <w:br/>
+            </w:r>
+            <w:r>
+              <w:rPr>
+                <w:b w:val="0"/>
+                <w:i w:val="0"/>
+                <w:color w:val="64748B"/>
+                <w:sz w:val="14"/>
+              </w:rPr>
+              <w:t>Démographie</w:t>
+            </w:r>
+          </w:p>
+        </w:tc>
+        <w:tc>
+          <w:tcPr>
+            <w:tcW w:type="dxa" w:w="1531"/>
+          </w:tcPr>
+          <w:p>
+            <w:r>
+              <w:rPr>
+                <w:b/>
+                <w:i w:val="0"/>
+                <w:color w:val="16A34A"/>
+                <w:sz w:val="16"/>
+              </w:rPr>
+              <w:t>s01q00</w:t>
+            </w:r>
+          </w:p>
+        </w:tc>
+        <w:tc>
+          <w:tcPr>
+            <w:tcW w:type="dxa" w:w="1191"/>
+          </w:tcPr>
+          <w:p>
+            <w:r>
+              <w:rPr>
+                <w:b w:val="0"/>
+                <w:i w:val="0"/>
+                <w:color w:val="64748B"/>
+                <w:sz w:val="16"/>
+              </w:rPr>
+              <w:t>GT-CQ</w:t>
+            </w:r>
+          </w:p>
+        </w:tc>
+        <w:tc>
+          <w:tcPr>
+            <w:tcW w:type="dxa" w:w="4706"/>
+          </w:tcPr>
+          <w:p>
+            <w:r>
+              <w:rPr>
+                <w:b w:val="0"/>
+                <w:i w:val="0"/>
+                <w:sz w:val="17"/>
+              </w:rPr>
+              <w:t>Attention ! Vous avez déclaré en s01q00 que le répondant est la personne elle-même, or Coumba Gassama est trop jeune (5 ans) pour fournir des informations correctes.</w:t>
+            </w:r>
+          </w:p>
+        </w:tc>
+      </w:tr>
+      <w:tr>
+        <w:tc>
+          <w:tcPr>
+            <w:tcW w:type="dxa" w:w="964"/>
+          </w:tcPr>
+          <w:p>
+            <w:r>
+              <w:rPr>
+                <w:b/>
+                <w:i w:val="0"/>
+                <w:color w:val="EA580C"/>
+                <w:sz w:val="16"/>
+              </w:rPr>
+              <w:t>Moyenne</w:t>
+            </w:r>
+          </w:p>
+        </w:tc>
+        <w:tc>
+          <w:tcPr>
+            <w:tcW w:type="dxa" w:w="1247"/>
+          </w:tcPr>
+          <w:p>
+            <w:r>
+              <w:rPr>
+                <w:b/>
+                <w:i w:val="0"/>
+                <w:sz w:val="16"/>
+              </w:rPr>
+              <w:t>S01</w:t>
+              <w:br/>
+            </w:r>
+            <w:r>
+              <w:rPr>
+                <w:b w:val="0"/>
+                <w:i w:val="0"/>
+                <w:color w:val="64748B"/>
+                <w:sz w:val="14"/>
+              </w:rPr>
+              <w:t>Démographie</w:t>
+            </w:r>
+          </w:p>
+        </w:tc>
+        <w:tc>
+          <w:tcPr>
+            <w:tcW w:type="dxa" w:w="1531"/>
+          </w:tcPr>
+          <w:p>
+            <w:r>
+              <w:rPr>
+                <w:b/>
+                <w:i w:val="0"/>
+                <w:color w:val="16A34A"/>
+                <w:sz w:val="16"/>
+              </w:rPr>
+              <w:t>—</w:t>
+            </w:r>
+          </w:p>
+        </w:tc>
+        <w:tc>
+          <w:tcPr>
+            <w:tcW w:type="dxa" w:w="1191"/>
+          </w:tcPr>
+          <w:p>
+            <w:r>
+              <w:rPr>
+                <w:b w:val="0"/>
+                <w:i w:val="0"/>
+                <w:color w:val="64748B"/>
+                <w:sz w:val="16"/>
+              </w:rPr>
+              <w:t>GT-CQ</w:t>
+            </w:r>
+          </w:p>
+        </w:tc>
+        <w:tc>
+          <w:tcPr>
+            <w:tcW w:type="dxa" w:w="4706"/>
+          </w:tcPr>
+          <w:p>
+            <w:r>
+              <w:rPr>
+                <w:b w:val="0"/>
+                <w:i w:val="0"/>
+                <w:sz w:val="17"/>
+              </w:rPr>
+              <w:t>Prière de refaire la section 1 pour Coumba Gassama en demandant à un adulte de répondre aux questions à sa place.</w:t>
+            </w:r>
+          </w:p>
+        </w:tc>
+      </w:tr>
+      <w:tr>
+        <w:tc>
+          <w:tcPr>
+            <w:tcW w:type="dxa" w:w="964"/>
+          </w:tcPr>
+          <w:p>
+            <w:r>
+              <w:rPr>
+                <w:b/>
+                <w:i w:val="0"/>
+                <w:color w:val="EA580C"/>
+                <w:sz w:val="16"/>
+              </w:rPr>
+              <w:t>Moyenne</w:t>
+            </w:r>
+          </w:p>
+        </w:tc>
+        <w:tc>
+          <w:tcPr>
+            <w:tcW w:type="dxa" w:w="1247"/>
+          </w:tcPr>
+          <w:p>
+            <w:r>
+              <w:rPr>
+                <w:b/>
+                <w:i w:val="0"/>
+                <w:sz w:val="16"/>
+              </w:rPr>
+              <w:t>S01</w:t>
+              <w:br/>
+            </w:r>
+            <w:r>
+              <w:rPr>
+                <w:b w:val="0"/>
+                <w:i w:val="0"/>
+                <w:color w:val="64748B"/>
+                <w:sz w:val="14"/>
+              </w:rPr>
+              <w:t>Démographie</w:t>
+            </w:r>
+          </w:p>
+        </w:tc>
+        <w:tc>
+          <w:tcPr>
+            <w:tcW w:type="dxa" w:w="1531"/>
+          </w:tcPr>
+          <w:p>
+            <w:r>
+              <w:rPr>
+                <w:b/>
+                <w:i w:val="0"/>
+                <w:color w:val="16A34A"/>
+                <w:sz w:val="16"/>
+              </w:rPr>
+              <w:t>s01q10_1</w:t>
+            </w:r>
+          </w:p>
+        </w:tc>
+        <w:tc>
+          <w:tcPr>
+            <w:tcW w:type="dxa" w:w="1191"/>
+          </w:tcPr>
+          <w:p>
+            <w:r>
+              <w:rPr>
+                <w:b w:val="0"/>
+                <w:i w:val="0"/>
+                <w:color w:val="64748B"/>
+                <w:sz w:val="16"/>
+              </w:rPr>
+              <w:t>GT-CQ</w:t>
+            </w:r>
+          </w:p>
+        </w:tc>
+        <w:tc>
+          <w:tcPr>
+            <w:tcW w:type="dxa" w:w="4706"/>
+          </w:tcPr>
+          <w:p>
+            <w:r>
+              <w:rPr>
+                <w:b w:val="0"/>
+                <w:i w:val="0"/>
+                <w:sz w:val="17"/>
+              </w:rPr>
+              <w:t>La taille du ménage lors de l'enquête principale (7) de ce ménage est inférieur à la taille du denombrement (9), prière de fournir des explications concrètes ou aller revisiter le ménage.</w:t>
+            </w:r>
+          </w:p>
+        </w:tc>
+      </w:tr>
+      <w:tr>
+        <w:tc>
+          <w:tcPr>
+            <w:tcW w:type="dxa" w:w="964"/>
+          </w:tcPr>
+          <w:p>
+            <w:r>
+              <w:rPr>
+                <w:b/>
+                <w:i w:val="0"/>
+                <w:color w:val="EA580C"/>
+                <w:sz w:val="16"/>
+              </w:rPr>
+              <w:t>Moyenne</w:t>
+            </w:r>
+          </w:p>
+        </w:tc>
+        <w:tc>
+          <w:tcPr>
+            <w:tcW w:type="dxa" w:w="1247"/>
+          </w:tcPr>
+          <w:p>
+            <w:r>
+              <w:rPr>
+                <w:b/>
+                <w:i w:val="0"/>
+                <w:sz w:val="16"/>
+              </w:rPr>
               <w:t>S02</w:t>
               <w:br/>
             </w:r>
@@ -904,7 +1714,7 @@
                 <w:color w:val="16A34A"/>
                 <w:sz w:val="16"/>
               </w:rPr>
-              <w:t>s01q32, s01q36, s01q38, s04q37_modif, s02q33, s02q34, s01q00b</w:t>
+              <w:t>s01q63, s00q04, s02q25, s01q00b, s02q17_2, s02q15_2</w:t>
             </w:r>
           </w:p>
         </w:tc>
@@ -935,7 +1745,7 @@
                 <w:i w:val="0"/>
                 <w:sz w:val="17"/>
               </w:rPr>
-              <w:t>Peu probable!!! Vu l'âge (15 ans) de Fatoumata Gassama ou l'année à laquelle Fatoumata Gassama a fréquenté l'école pour la dernière fois (.) le dernier diplome de Fatoumata Gassama ne peut être le Certificat d'études primaires (CEP), prière de corriger cette incohérence ou confirmer avec le QG.</w:t>
+              <w:t>Dans les milieux urbains c'est peu probable de voir une école dont les élèves ou étudiants ne dépensent pas en frais d'uniformes, prière de verifier pour Ansoumana Gassama qui fréquente 3ème année de Primaire et corriger ou confirmer avec le QG.</w:t>
             </w:r>
           </w:p>
         </w:tc>
@@ -950,10 +1760,10 @@
               <w:rPr>
                 <w:b/>
                 <w:i w:val="0"/>
-                <w:color w:val="DC2626"/>
+                <w:color w:val="EA580C"/>
                 <w:sz w:val="16"/>
               </w:rPr>
-              <w:t>Haute</w:t>
+              <w:t>Moyenne</w:t>
             </w:r>
           </w:p>
         </w:tc>
@@ -968,7 +1778,7 @@
                 <w:i w:val="0"/>
                 <w:sz w:val="16"/>
               </w:rPr>
-              <w:t>S03</w:t>
+              <w:t>S02</w:t>
               <w:br/>
             </w:r>
             <w:r>
@@ -978,7 +1788,7 @@
                 <w:color w:val="64748B"/>
                 <w:sz w:val="14"/>
               </w:rPr>
-              <w:t>Santé</w:t>
+              <w:t>Éducation</w:t>
             </w:r>
           </w:p>
         </w:tc>
@@ -1025,7 +1835,7 @@
                 <w:i w:val="0"/>
                 <w:sz w:val="17"/>
               </w:rPr>
-              <w:t>Incohérent !!! Coumba Gassama s'est consulté la première fois pour cette maladie (Diarrhée) chez un médecin spécialiste et vous dites que  Coumba Gassama n'est pas concerné par le montant des frais de consultation d'un médecin spécialiste (3.15=9999).</w:t>
+              <w:t>Attention ! Le frais de cotisation (5000 Fcfa) de Ansoumana Gassama en 3ème année de Primaire est relativement élevé par rapport aux autres frais de cotisation observés dans cette zone.</w:t>
             </w:r>
           </w:p>
         </w:tc>
@@ -1040,10 +1850,10 @@
               <w:rPr>
                 <w:b/>
                 <w:i w:val="0"/>
-                <w:color w:val="DC2626"/>
+                <w:color w:val="EA580C"/>
                 <w:sz w:val="16"/>
               </w:rPr>
-              <w:t>Haute</w:t>
+              <w:t>Moyenne</w:t>
             </w:r>
           </w:p>
         </w:tc>
@@ -1058,7 +1868,7 @@
                 <w:i w:val="0"/>
                 <w:sz w:val="16"/>
               </w:rPr>
-              <w:t>S03</w:t>
+              <w:t>S02</w:t>
               <w:br/>
             </w:r>
             <w:r>
@@ -1068,7 +1878,7 @@
                 <w:color w:val="64748B"/>
                 <w:sz w:val="14"/>
               </w:rPr>
-              <w:t>Santé</w:t>
+              <w:t>Éducation</w:t>
             </w:r>
           </w:p>
         </w:tc>
@@ -1115,7 +1925,7 @@
                 <w:i w:val="0"/>
                 <w:sz w:val="17"/>
               </w:rPr>
-              <w:t>Prière de verifier cette incohérence auprès de l'enquêté ou confirmer.</w:t>
+              <w:t>Prière de corriger ou de confirmer avec le QG.</w:t>
             </w:r>
           </w:p>
         </w:tc>
@@ -1130,10 +1940,10 @@
               <w:rPr>
                 <w:b/>
                 <w:i w:val="0"/>
-                <w:color w:val="DC2626"/>
+                <w:color w:val="EA580C"/>
                 <w:sz w:val="16"/>
               </w:rPr>
-              <w:t>Haute</w:t>
+              <w:t>Moyenne</w:t>
             </w:r>
           </w:p>
         </w:tc>
@@ -1148,7 +1958,7 @@
                 <w:i w:val="0"/>
                 <w:sz w:val="16"/>
               </w:rPr>
-              <w:t>S04</w:t>
+              <w:t>S02</w:t>
               <w:br/>
             </w:r>
             <w:r>
@@ -1158,7 +1968,7 @@
                 <w:color w:val="64748B"/>
                 <w:sz w:val="14"/>
               </w:rPr>
-              <w:t>Emploi</w:t>
+              <w:t>Éducation</w:t>
             </w:r>
           </w:p>
         </w:tc>
@@ -1174,7 +1984,7 @@
                 <w:color w:val="16A34A"/>
                 <w:sz w:val="16"/>
               </w:rPr>
-              <w:t>s04q66</w:t>
+              <w:t>s01q63, s00q04, s02q25, s01q00b, s02q17_2, s02q15_2</w:t>
             </w:r>
           </w:p>
         </w:tc>
@@ -1205,7 +2015,7 @@
                 <w:i w:val="0"/>
                 <w:sz w:val="17"/>
               </w:rPr>
-              <w:t>Incohérence! Mariama Seydi  evolue dans l'agriculture mais est  considéré comme salarié ou stagiaire/apprenti non renuméré, prière de revoir la question s04q66 et corriger.</w:t>
+              <w:t>Dans les milieux urbains c'est peu probable de voir une école dont les élèves ou étudiants ne dépensent pas en frais d'uniformes, prière de verifier pour Fatoumata Gassama qui fréquente 6ème année de Primaire et corriger ou confirmer avec le QG.</w:t>
             </w:r>
           </w:p>
         </w:tc>
@@ -1220,10 +2030,10 @@
               <w:rPr>
                 <w:b/>
                 <w:i w:val="0"/>
-                <w:color w:val="DC2626"/>
+                <w:color w:val="EA580C"/>
                 <w:sz w:val="16"/>
               </w:rPr>
-              <w:t>Haute</w:t>
+              <w:t>Moyenne</w:t>
             </w:r>
           </w:p>
         </w:tc>
@@ -1238,7 +2048,7 @@
                 <w:i w:val="0"/>
                 <w:sz w:val="16"/>
               </w:rPr>
-              <w:t>S16</w:t>
+              <w:t>S02</w:t>
               <w:br/>
             </w:r>
             <w:r>
@@ -1248,7 +2058,7 @@
                 <w:color w:val="64748B"/>
                 <w:sz w:val="14"/>
               </w:rPr>
-              <w:t>Agriculture</w:t>
+              <w:t>Éducation</w:t>
             </w:r>
           </w:p>
         </w:tc>
@@ -1264,7 +2074,7 @@
                 <w:color w:val="16A34A"/>
                 <w:sz w:val="16"/>
               </w:rPr>
-              <w:t>s16dq05a, s16dq05c</w:t>
+              <w:t>—</w:t>
             </w:r>
           </w:p>
         </w:tc>
@@ -1295,1177 +2105,7 @@
                 <w:i w:val="0"/>
                 <w:sz w:val="17"/>
               </w:rPr>
-              <w:t>La quantité de s16dq05a estimée en Kg est incohérente avec la prise dans la question s16dq05c, prière de bien estimer et mettre la valeur exacte.</w:t>
-            </w:r>
-          </w:p>
-        </w:tc>
-      </w:tr>
-      <w:tr>
-        <w:tc>
-          <w:tcPr>
-            <w:tcW w:type="dxa" w:w="964"/>
-          </w:tcPr>
-          <w:p>
-            <w:r>
-              <w:rPr>
-                <w:b/>
-                <w:i w:val="0"/>
-                <w:color w:val="EA580C"/>
-                <w:sz w:val="16"/>
-              </w:rPr>
-              <w:t>Moyenne</w:t>
-            </w:r>
-          </w:p>
-        </w:tc>
-        <w:tc>
-          <w:tcPr>
-            <w:tcW w:type="dxa" w:w="1247"/>
-          </w:tcPr>
-          <w:p>
-            <w:r>
-              <w:rPr>
-                <w:b/>
-                <w:i w:val="0"/>
-                <w:sz w:val="16"/>
-              </w:rPr>
-              <w:t>S00</w:t>
-              <w:br/>
-            </w:r>
-            <w:r>
-              <w:rPr>
-                <w:b w:val="0"/>
-                <w:i w:val="0"/>
-                <w:color w:val="64748B"/>
-                <w:sz w:val="14"/>
-              </w:rPr>
-              <w:t>Identification</w:t>
-            </w:r>
-          </w:p>
-        </w:tc>
-        <w:tc>
-          <w:tcPr>
-            <w:tcW w:type="dxa" w:w="1531"/>
-          </w:tcPr>
-          <w:p>
-            <w:r>
-              <w:rPr>
-                <w:b/>
-                <w:i w:val="0"/>
-                <w:color w:val="16A34A"/>
-                <w:sz w:val="16"/>
-              </w:rPr>
-              <w:t>—</w:t>
-            </w:r>
-          </w:p>
-        </w:tc>
-        <w:tc>
-          <w:tcPr>
-            <w:tcW w:type="dxa" w:w="1191"/>
-          </w:tcPr>
-          <w:p>
-            <w:r>
-              <w:rPr>
-                <w:b w:val="0"/>
-                <w:i w:val="0"/>
-                <w:color w:val="64748B"/>
-                <w:sz w:val="16"/>
-              </w:rPr>
-              <w:t>GT-CQ</w:t>
-            </w:r>
-          </w:p>
-        </w:tc>
-        <w:tc>
-          <w:tcPr>
-            <w:tcW w:type="dxa" w:w="4706"/>
-          </w:tcPr>
-          <w:p>
-            <w:r>
-              <w:rPr>
-                <w:b w:val="0"/>
-                <w:i w:val="0"/>
-                <w:sz w:val="17"/>
-              </w:rPr>
-              <w:t>L'adresse ou la localisation du ménage doit être bien renseignée, ne doit pas contenir des numéros de téléphone et elle semble courte pour être une adresse.</w:t>
-            </w:r>
-          </w:p>
-        </w:tc>
-      </w:tr>
-      <w:tr>
-        <w:tc>
-          <w:tcPr>
-            <w:tcW w:type="dxa" w:w="964"/>
-          </w:tcPr>
-          <w:p>
-            <w:r>
-              <w:rPr>
-                <w:b/>
-                <w:i w:val="0"/>
-                <w:color w:val="EA580C"/>
-                <w:sz w:val="16"/>
-              </w:rPr>
-              <w:t>Moyenne</w:t>
-            </w:r>
-          </w:p>
-        </w:tc>
-        <w:tc>
-          <w:tcPr>
-            <w:tcW w:type="dxa" w:w="1247"/>
-          </w:tcPr>
-          <w:p>
-            <w:r>
-              <w:rPr>
-                <w:b/>
-                <w:i w:val="0"/>
-                <w:sz w:val="16"/>
-              </w:rPr>
-              <w:t>S00</w:t>
-              <w:br/>
-            </w:r>
-            <w:r>
-              <w:rPr>
-                <w:b w:val="0"/>
-                <w:i w:val="0"/>
-                <w:color w:val="64748B"/>
-                <w:sz w:val="14"/>
-              </w:rPr>
-              <w:t>Identification</w:t>
-            </w:r>
-          </w:p>
-        </w:tc>
-        <w:tc>
-          <w:tcPr>
-            <w:tcW w:type="dxa" w:w="1531"/>
-          </w:tcPr>
-          <w:p>
-            <w:r>
-              <w:rPr>
-                <w:b/>
-                <w:i w:val="0"/>
-                <w:color w:val="16A34A"/>
-                <w:sz w:val="16"/>
-              </w:rPr>
-              <w:t>s00q08, s00q10</w:t>
-            </w:r>
-          </w:p>
-        </w:tc>
-        <w:tc>
-          <w:tcPr>
-            <w:tcW w:type="dxa" w:w="1191"/>
-          </w:tcPr>
-          <w:p>
-            <w:r>
-              <w:rPr>
-                <w:b w:val="0"/>
-                <w:i w:val="0"/>
-                <w:color w:val="64748B"/>
-                <w:sz w:val="16"/>
-              </w:rPr>
-              <w:t>GT-CQ</w:t>
-            </w:r>
-          </w:p>
-        </w:tc>
-        <w:tc>
-          <w:tcPr>
-            <w:tcW w:type="dxa" w:w="4706"/>
-          </w:tcPr>
-          <w:p>
-            <w:r>
-              <w:rPr>
-                <w:b w:val="0"/>
-                <w:i w:val="0"/>
-                <w:sz w:val="17"/>
-              </w:rPr>
-              <w:t>Prière de renseigner la bonne adresse.Le ménage de MALANG GASSAMA n'est pas un ménage sélectionné mais soit plutot un ménage de remplacement s'il a été réellement enquêté sinon remettez-le au ménage non rempli.</w:t>
-            </w:r>
-          </w:p>
-        </w:tc>
-      </w:tr>
-      <w:tr>
-        <w:tc>
-          <w:tcPr>
-            <w:tcW w:type="dxa" w:w="964"/>
-          </w:tcPr>
-          <w:p>
-            <w:r>
-              <w:rPr>
-                <w:b/>
-                <w:i w:val="0"/>
-                <w:color w:val="EA580C"/>
-                <w:sz w:val="16"/>
-              </w:rPr>
-              <w:t>Moyenne</w:t>
-            </w:r>
-          </w:p>
-        </w:tc>
-        <w:tc>
-          <w:tcPr>
-            <w:tcW w:type="dxa" w:w="1247"/>
-          </w:tcPr>
-          <w:p>
-            <w:r>
-              <w:rPr>
-                <w:b/>
-                <w:i w:val="0"/>
-                <w:sz w:val="16"/>
-              </w:rPr>
-              <w:t>S01</w:t>
-              <w:br/>
-            </w:r>
-            <w:r>
-              <w:rPr>
-                <w:b w:val="0"/>
-                <w:i w:val="0"/>
-                <w:color w:val="64748B"/>
-                <w:sz w:val="14"/>
-              </w:rPr>
-              <w:t>Démographie</w:t>
-            </w:r>
-          </w:p>
-        </w:tc>
-        <w:tc>
-          <w:tcPr>
-            <w:tcW w:type="dxa" w:w="1531"/>
-          </w:tcPr>
-          <w:p>
-            <w:r>
-              <w:rPr>
-                <w:b/>
-                <w:i w:val="0"/>
-                <w:color w:val="16A34A"/>
-                <w:sz w:val="16"/>
-              </w:rPr>
-              <w:t>s01q00</w:t>
-            </w:r>
-          </w:p>
-        </w:tc>
-        <w:tc>
-          <w:tcPr>
-            <w:tcW w:type="dxa" w:w="1191"/>
-          </w:tcPr>
-          <w:p>
-            <w:r>
-              <w:rPr>
-                <w:b w:val="0"/>
-                <w:i w:val="0"/>
-                <w:color w:val="64748B"/>
-                <w:sz w:val="16"/>
-              </w:rPr>
-              <w:t>GT-CQ</w:t>
-            </w:r>
-          </w:p>
-        </w:tc>
-        <w:tc>
-          <w:tcPr>
-            <w:tcW w:type="dxa" w:w="4706"/>
-          </w:tcPr>
-          <w:p>
-            <w:r>
-              <w:rPr>
-                <w:b w:val="0"/>
-                <w:i w:val="0"/>
-                <w:sz w:val="17"/>
-              </w:rPr>
-              <w:t>Attention ! Vous avez déclaré en s01q00 que le répondant est la personne elle-même, or Coumba Gassama est trop jeune (5 ans) pour fournir des informations correctes.</w:t>
-            </w:r>
-          </w:p>
-        </w:tc>
-      </w:tr>
-      <w:tr>
-        <w:tc>
-          <w:tcPr>
-            <w:tcW w:type="dxa" w:w="964"/>
-          </w:tcPr>
-          <w:p>
-            <w:r>
-              <w:rPr>
-                <w:b/>
-                <w:i w:val="0"/>
-                <w:color w:val="EA580C"/>
-                <w:sz w:val="16"/>
-              </w:rPr>
-              <w:t>Moyenne</w:t>
-            </w:r>
-          </w:p>
-        </w:tc>
-        <w:tc>
-          <w:tcPr>
-            <w:tcW w:type="dxa" w:w="1247"/>
-          </w:tcPr>
-          <w:p>
-            <w:r>
-              <w:rPr>
-                <w:b/>
-                <w:i w:val="0"/>
-                <w:sz w:val="16"/>
-              </w:rPr>
-              <w:t>S01</w:t>
-              <w:br/>
-            </w:r>
-            <w:r>
-              <w:rPr>
-                <w:b w:val="0"/>
-                <w:i w:val="0"/>
-                <w:color w:val="64748B"/>
-                <w:sz w:val="14"/>
-              </w:rPr>
-              <w:t>Démographie</w:t>
-            </w:r>
-          </w:p>
-        </w:tc>
-        <w:tc>
-          <w:tcPr>
-            <w:tcW w:type="dxa" w:w="1531"/>
-          </w:tcPr>
-          <w:p>
-            <w:r>
-              <w:rPr>
-                <w:b/>
-                <w:i w:val="0"/>
-                <w:color w:val="16A34A"/>
-                <w:sz w:val="16"/>
-              </w:rPr>
-              <w:t>—</w:t>
-            </w:r>
-          </w:p>
-        </w:tc>
-        <w:tc>
-          <w:tcPr>
-            <w:tcW w:type="dxa" w:w="1191"/>
-          </w:tcPr>
-          <w:p>
-            <w:r>
-              <w:rPr>
-                <w:b w:val="0"/>
-                <w:i w:val="0"/>
-                <w:color w:val="64748B"/>
-                <w:sz w:val="16"/>
-              </w:rPr>
-              <w:t>GT-CQ</w:t>
-            </w:r>
-          </w:p>
-        </w:tc>
-        <w:tc>
-          <w:tcPr>
-            <w:tcW w:type="dxa" w:w="4706"/>
-          </w:tcPr>
-          <w:p>
-            <w:r>
-              <w:rPr>
-                <w:b w:val="0"/>
-                <w:i w:val="0"/>
-                <w:sz w:val="17"/>
-              </w:rPr>
-              <w:t>Prière de refaire la section 1 pour Coumba Gassama en demandant à un adulte de répondre aux questions à sa place.</w:t>
-            </w:r>
-          </w:p>
-        </w:tc>
-      </w:tr>
-      <w:tr>
-        <w:tc>
-          <w:tcPr>
-            <w:tcW w:type="dxa" w:w="964"/>
-          </w:tcPr>
-          <w:p>
-            <w:r>
-              <w:rPr>
-                <w:b/>
-                <w:i w:val="0"/>
-                <w:color w:val="EA580C"/>
-                <w:sz w:val="16"/>
-              </w:rPr>
-              <w:t>Moyenne</w:t>
-            </w:r>
-          </w:p>
-        </w:tc>
-        <w:tc>
-          <w:tcPr>
-            <w:tcW w:type="dxa" w:w="1247"/>
-          </w:tcPr>
-          <w:p>
-            <w:r>
-              <w:rPr>
-                <w:b/>
-                <w:i w:val="0"/>
-                <w:sz w:val="16"/>
-              </w:rPr>
-              <w:t>S01</w:t>
-              <w:br/>
-            </w:r>
-            <w:r>
-              <w:rPr>
-                <w:b w:val="0"/>
-                <w:i w:val="0"/>
-                <w:color w:val="64748B"/>
-                <w:sz w:val="14"/>
-              </w:rPr>
-              <w:t>Démographie</w:t>
-            </w:r>
-          </w:p>
-        </w:tc>
-        <w:tc>
-          <w:tcPr>
-            <w:tcW w:type="dxa" w:w="1531"/>
-          </w:tcPr>
-          <w:p>
-            <w:r>
-              <w:rPr>
-                <w:b/>
-                <w:i w:val="0"/>
-                <w:color w:val="16A34A"/>
-                <w:sz w:val="16"/>
-              </w:rPr>
-              <w:t>s01q10_1</w:t>
-            </w:r>
-          </w:p>
-        </w:tc>
-        <w:tc>
-          <w:tcPr>
-            <w:tcW w:type="dxa" w:w="1191"/>
-          </w:tcPr>
-          <w:p>
-            <w:r>
-              <w:rPr>
-                <w:b w:val="0"/>
-                <w:i w:val="0"/>
-                <w:color w:val="64748B"/>
-                <w:sz w:val="16"/>
-              </w:rPr>
-              <w:t>GT-CQ</w:t>
-            </w:r>
-          </w:p>
-        </w:tc>
-        <w:tc>
-          <w:tcPr>
-            <w:tcW w:type="dxa" w:w="4706"/>
-          </w:tcPr>
-          <w:p>
-            <w:r>
-              <w:rPr>
-                <w:b w:val="0"/>
-                <w:i w:val="0"/>
-                <w:sz w:val="17"/>
-              </w:rPr>
-              <w:t>La taille du ménage lors de l'enquête principale (7) de ce ménage est inférieur à la taille du denombrement (9), prière de fournir des explications concrètes ou aller revisiter le ménage.</w:t>
-            </w:r>
-          </w:p>
-        </w:tc>
-      </w:tr>
-      <w:tr>
-        <w:tc>
-          <w:tcPr>
-            <w:tcW w:type="dxa" w:w="964"/>
-          </w:tcPr>
-          <w:p>
-            <w:r>
-              <w:rPr>
-                <w:b/>
-                <w:i w:val="0"/>
-                <w:color w:val="EA580C"/>
-                <w:sz w:val="16"/>
-              </w:rPr>
-              <w:t>Moyenne</w:t>
-            </w:r>
-          </w:p>
-        </w:tc>
-        <w:tc>
-          <w:tcPr>
-            <w:tcW w:type="dxa" w:w="1247"/>
-          </w:tcPr>
-          <w:p>
-            <w:r>
-              <w:rPr>
-                <w:b/>
-                <w:i w:val="0"/>
-                <w:sz w:val="16"/>
-              </w:rPr>
-              <w:t>S02</w:t>
-              <w:br/>
-            </w:r>
-            <w:r>
-              <w:rPr>
-                <w:b w:val="0"/>
-                <w:i w:val="0"/>
-                <w:color w:val="64748B"/>
-                <w:sz w:val="14"/>
-              </w:rPr>
-              <w:t>Éducation</w:t>
-            </w:r>
-          </w:p>
-        </w:tc>
-        <w:tc>
-          <w:tcPr>
-            <w:tcW w:type="dxa" w:w="1531"/>
-          </w:tcPr>
-          <w:p>
-            <w:r>
-              <w:rPr>
-                <w:b/>
-                <w:i w:val="0"/>
-                <w:color w:val="16A34A"/>
-                <w:sz w:val="16"/>
-              </w:rPr>
-              <w:t>—</w:t>
-            </w:r>
-          </w:p>
-        </w:tc>
-        <w:tc>
-          <w:tcPr>
-            <w:tcW w:type="dxa" w:w="1191"/>
-          </w:tcPr>
-          <w:p>
-            <w:r>
-              <w:rPr>
-                <w:b w:val="0"/>
-                <w:i w:val="0"/>
-                <w:color w:val="64748B"/>
-                <w:sz w:val="16"/>
-              </w:rPr>
-              <w:t>GT-CQ</w:t>
-            </w:r>
-          </w:p>
-        </w:tc>
-        <w:tc>
-          <w:tcPr>
-            <w:tcW w:type="dxa" w:w="4706"/>
-          </w:tcPr>
-          <w:p>
-            <w:r>
-              <w:rPr>
-                <w:b w:val="0"/>
-                <w:i w:val="0"/>
-                <w:sz w:val="17"/>
-              </w:rPr>
-              <w:t>veuillez, s'il vous plait, confirmer les frais de scolarité ( 1000 FCFA) payée de Ansoumana Gassama avec le QG ou apporter les corrections nécessaires.</w:t>
-            </w:r>
-          </w:p>
-        </w:tc>
-      </w:tr>
-      <w:tr>
-        <w:tc>
-          <w:tcPr>
-            <w:tcW w:type="dxa" w:w="964"/>
-          </w:tcPr>
-          <w:p>
-            <w:r>
-              <w:rPr>
-                <w:b/>
-                <w:i w:val="0"/>
-                <w:color w:val="EA580C"/>
-                <w:sz w:val="16"/>
-              </w:rPr>
-              <w:t>Moyenne</w:t>
-            </w:r>
-          </w:p>
-        </w:tc>
-        <w:tc>
-          <w:tcPr>
-            <w:tcW w:type="dxa" w:w="1247"/>
-          </w:tcPr>
-          <w:p>
-            <w:r>
-              <w:rPr>
-                <w:b/>
-                <w:i w:val="0"/>
-                <w:sz w:val="16"/>
-              </w:rPr>
-              <w:t>S02</w:t>
-              <w:br/>
-            </w:r>
-            <w:r>
-              <w:rPr>
-                <w:b w:val="0"/>
-                <w:i w:val="0"/>
-                <w:color w:val="64748B"/>
-                <w:sz w:val="14"/>
-              </w:rPr>
-              <w:t>Éducation</w:t>
-            </w:r>
-          </w:p>
-        </w:tc>
-        <w:tc>
-          <w:tcPr>
-            <w:tcW w:type="dxa" w:w="1531"/>
-          </w:tcPr>
-          <w:p>
-            <w:r>
-              <w:rPr>
-                <w:b/>
-                <w:i w:val="0"/>
-                <w:color w:val="16A34A"/>
-                <w:sz w:val="16"/>
-              </w:rPr>
-              <w:t>s01q63, s00q04, s02q25, s01q00b, s02q17_2, s02q15_2</w:t>
-            </w:r>
-          </w:p>
-        </w:tc>
-        <w:tc>
-          <w:tcPr>
-            <w:tcW w:type="dxa" w:w="1191"/>
-          </w:tcPr>
-          <w:p>
-            <w:r>
-              <w:rPr>
-                <w:b w:val="0"/>
-                <w:i w:val="0"/>
-                <w:color w:val="64748B"/>
-                <w:sz w:val="16"/>
-              </w:rPr>
-              <w:t>GT-CQ</w:t>
-            </w:r>
-          </w:p>
-        </w:tc>
-        <w:tc>
-          <w:tcPr>
-            <w:tcW w:type="dxa" w:w="4706"/>
-          </w:tcPr>
-          <w:p>
-            <w:r>
-              <w:rPr>
-                <w:b w:val="0"/>
-                <w:i w:val="0"/>
-                <w:sz w:val="17"/>
-              </w:rPr>
-              <w:t>Dans les milieux urbains c'est peu probable de voir une école dont les élèves ou étudiants ne dépensent pas en frais d'uniformes, prière de verifier pour Ansoumana Gassama qui fréquente 3ème année de Primaire et corriger ou confirmer avec le QG.</w:t>
-            </w:r>
-          </w:p>
-        </w:tc>
-      </w:tr>
-      <w:tr>
-        <w:tc>
-          <w:tcPr>
-            <w:tcW w:type="dxa" w:w="964"/>
-          </w:tcPr>
-          <w:p>
-            <w:r>
-              <w:rPr>
-                <w:b/>
-                <w:i w:val="0"/>
-                <w:color w:val="EA580C"/>
-                <w:sz w:val="16"/>
-              </w:rPr>
-              <w:t>Moyenne</w:t>
-            </w:r>
-          </w:p>
-        </w:tc>
-        <w:tc>
-          <w:tcPr>
-            <w:tcW w:type="dxa" w:w="1247"/>
-          </w:tcPr>
-          <w:p>
-            <w:r>
-              <w:rPr>
-                <w:b/>
-                <w:i w:val="0"/>
-                <w:sz w:val="16"/>
-              </w:rPr>
-              <w:t>S02</w:t>
-              <w:br/>
-            </w:r>
-            <w:r>
-              <w:rPr>
-                <w:b w:val="0"/>
-                <w:i w:val="0"/>
-                <w:color w:val="64748B"/>
-                <w:sz w:val="14"/>
-              </w:rPr>
-              <w:t>Éducation</w:t>
-            </w:r>
-          </w:p>
-        </w:tc>
-        <w:tc>
-          <w:tcPr>
-            <w:tcW w:type="dxa" w:w="1531"/>
-          </w:tcPr>
-          <w:p>
-            <w:r>
-              <w:rPr>
-                <w:b/>
-                <w:i w:val="0"/>
-                <w:color w:val="16A34A"/>
-                <w:sz w:val="16"/>
-              </w:rPr>
-              <w:t>—</w:t>
-            </w:r>
-          </w:p>
-        </w:tc>
-        <w:tc>
-          <w:tcPr>
-            <w:tcW w:type="dxa" w:w="1191"/>
-          </w:tcPr>
-          <w:p>
-            <w:r>
-              <w:rPr>
-                <w:b w:val="0"/>
-                <w:i w:val="0"/>
-                <w:color w:val="64748B"/>
-                <w:sz w:val="16"/>
-              </w:rPr>
-              <w:t>GT-CQ</w:t>
-            </w:r>
-          </w:p>
-        </w:tc>
-        <w:tc>
-          <w:tcPr>
-            <w:tcW w:type="dxa" w:w="4706"/>
-          </w:tcPr>
-          <w:p>
-            <w:r>
-              <w:rPr>
-                <w:b w:val="0"/>
-                <w:i w:val="0"/>
-                <w:sz w:val="17"/>
-              </w:rPr>
-              <w:t>Attention ! Le frais de cotisation (5000 Fcfa) de Ansoumana Gassama en 3ème année de Primaire est relativement élevé par rapport aux autres frais de cotisation observés dans cette zone.</w:t>
-            </w:r>
-          </w:p>
-        </w:tc>
-      </w:tr>
-      <w:tr>
-        <w:tc>
-          <w:tcPr>
-            <w:tcW w:type="dxa" w:w="964"/>
-          </w:tcPr>
-          <w:p>
-            <w:r>
-              <w:rPr>
-                <w:b/>
-                <w:i w:val="0"/>
-                <w:color w:val="EA580C"/>
-                <w:sz w:val="16"/>
-              </w:rPr>
-              <w:t>Moyenne</w:t>
-            </w:r>
-          </w:p>
-        </w:tc>
-        <w:tc>
-          <w:tcPr>
-            <w:tcW w:type="dxa" w:w="1247"/>
-          </w:tcPr>
-          <w:p>
-            <w:r>
-              <w:rPr>
-                <w:b/>
-                <w:i w:val="0"/>
-                <w:sz w:val="16"/>
-              </w:rPr>
-              <w:t>S02</w:t>
-              <w:br/>
-            </w:r>
-            <w:r>
-              <w:rPr>
-                <w:b w:val="0"/>
-                <w:i w:val="0"/>
-                <w:color w:val="64748B"/>
-                <w:sz w:val="14"/>
-              </w:rPr>
-              <w:t>Éducation</w:t>
-            </w:r>
-          </w:p>
-        </w:tc>
-        <w:tc>
-          <w:tcPr>
-            <w:tcW w:type="dxa" w:w="1531"/>
-          </w:tcPr>
-          <w:p>
-            <w:r>
-              <w:rPr>
-                <w:b/>
-                <w:i w:val="0"/>
-                <w:color w:val="16A34A"/>
-                <w:sz w:val="16"/>
-              </w:rPr>
-              <w:t>—</w:t>
-            </w:r>
-          </w:p>
-        </w:tc>
-        <w:tc>
-          <w:tcPr>
-            <w:tcW w:type="dxa" w:w="1191"/>
-          </w:tcPr>
-          <w:p>
-            <w:r>
-              <w:rPr>
-                <w:b w:val="0"/>
-                <w:i w:val="0"/>
-                <w:color w:val="64748B"/>
-                <w:sz w:val="16"/>
-              </w:rPr>
-              <w:t>GT-CQ</w:t>
-            </w:r>
-          </w:p>
-        </w:tc>
-        <w:tc>
-          <w:tcPr>
-            <w:tcW w:type="dxa" w:w="4706"/>
-          </w:tcPr>
-          <w:p>
-            <w:r>
-              <w:rPr>
-                <w:b w:val="0"/>
-                <w:i w:val="0"/>
-                <w:sz w:val="17"/>
-              </w:rPr>
-              <w:t>Prière de corriger ou de confirmer avec le QG.</w:t>
-            </w:r>
-          </w:p>
-        </w:tc>
-      </w:tr>
-      <w:tr>
-        <w:tc>
-          <w:tcPr>
-            <w:tcW w:type="dxa" w:w="964"/>
-          </w:tcPr>
-          <w:p>
-            <w:r>
-              <w:rPr>
-                <w:b/>
-                <w:i w:val="0"/>
-                <w:color w:val="EA580C"/>
-                <w:sz w:val="16"/>
-              </w:rPr>
-              <w:t>Moyenne</w:t>
-            </w:r>
-          </w:p>
-        </w:tc>
-        <w:tc>
-          <w:tcPr>
-            <w:tcW w:type="dxa" w:w="1247"/>
-          </w:tcPr>
-          <w:p>
-            <w:r>
-              <w:rPr>
-                <w:b/>
-                <w:i w:val="0"/>
-                <w:sz w:val="16"/>
-              </w:rPr>
-              <w:t>S02</w:t>
-              <w:br/>
-            </w:r>
-            <w:r>
-              <w:rPr>
-                <w:b w:val="0"/>
-                <w:i w:val="0"/>
-                <w:color w:val="64748B"/>
-                <w:sz w:val="14"/>
-              </w:rPr>
-              <w:t>Éducation</w:t>
-            </w:r>
-          </w:p>
-        </w:tc>
-        <w:tc>
-          <w:tcPr>
-            <w:tcW w:type="dxa" w:w="1531"/>
-          </w:tcPr>
-          <w:p>
-            <w:r>
-              <w:rPr>
-                <w:b/>
-                <w:i w:val="0"/>
-                <w:color w:val="16A34A"/>
-                <w:sz w:val="16"/>
-              </w:rPr>
-              <w:t>—</w:t>
-            </w:r>
-          </w:p>
-        </w:tc>
-        <w:tc>
-          <w:tcPr>
-            <w:tcW w:type="dxa" w:w="1191"/>
-          </w:tcPr>
-          <w:p>
-            <w:r>
-              <w:rPr>
-                <w:b w:val="0"/>
-                <w:i w:val="0"/>
-                <w:color w:val="64748B"/>
-                <w:sz w:val="16"/>
-              </w:rPr>
-              <w:t>GT-CQ</w:t>
-            </w:r>
-          </w:p>
-        </w:tc>
-        <w:tc>
-          <w:tcPr>
-            <w:tcW w:type="dxa" w:w="4706"/>
-          </w:tcPr>
-          <w:p>
-            <w:r>
-              <w:rPr>
-                <w:b w:val="0"/>
-                <w:i w:val="0"/>
-                <w:sz w:val="17"/>
-              </w:rPr>
-              <w:t>veuillez, s'il vous plait, confirmer les frais de scolarité ( 1000 FCFA) payée de Fatoumata Gassama avec le QG ou apporter les corrections nécessaires.</w:t>
-            </w:r>
-          </w:p>
-        </w:tc>
-      </w:tr>
-      <w:tr>
-        <w:tc>
-          <w:tcPr>
-            <w:tcW w:type="dxa" w:w="964"/>
-          </w:tcPr>
-          <w:p>
-            <w:r>
-              <w:rPr>
-                <w:b/>
-                <w:i w:val="0"/>
-                <w:color w:val="EA580C"/>
-                <w:sz w:val="16"/>
-              </w:rPr>
-              <w:t>Moyenne</w:t>
-            </w:r>
-          </w:p>
-        </w:tc>
-        <w:tc>
-          <w:tcPr>
-            <w:tcW w:type="dxa" w:w="1247"/>
-          </w:tcPr>
-          <w:p>
-            <w:r>
-              <w:rPr>
-                <w:b/>
-                <w:i w:val="0"/>
-                <w:sz w:val="16"/>
-              </w:rPr>
-              <w:t>S02</w:t>
-              <w:br/>
-            </w:r>
-            <w:r>
-              <w:rPr>
-                <w:b w:val="0"/>
-                <w:i w:val="0"/>
-                <w:color w:val="64748B"/>
-                <w:sz w:val="14"/>
-              </w:rPr>
-              <w:t>Éducation</w:t>
-            </w:r>
-          </w:p>
-        </w:tc>
-        <w:tc>
-          <w:tcPr>
-            <w:tcW w:type="dxa" w:w="1531"/>
-          </w:tcPr>
-          <w:p>
-            <w:r>
-              <w:rPr>
-                <w:b/>
-                <w:i w:val="0"/>
-                <w:color w:val="16A34A"/>
-                <w:sz w:val="16"/>
-              </w:rPr>
-              <w:t>s01q63, s00q04, s02q25, s01q00b, s02q17_2, s02q15_2</w:t>
-            </w:r>
-          </w:p>
-        </w:tc>
-        <w:tc>
-          <w:tcPr>
-            <w:tcW w:type="dxa" w:w="1191"/>
-          </w:tcPr>
-          <w:p>
-            <w:r>
-              <w:rPr>
-                <w:b w:val="0"/>
-                <w:i w:val="0"/>
-                <w:color w:val="64748B"/>
-                <w:sz w:val="16"/>
-              </w:rPr>
-              <w:t>GT-CQ</w:t>
-            </w:r>
-          </w:p>
-        </w:tc>
-        <w:tc>
-          <w:tcPr>
-            <w:tcW w:type="dxa" w:w="4706"/>
-          </w:tcPr>
-          <w:p>
-            <w:r>
-              <w:rPr>
-                <w:b w:val="0"/>
-                <w:i w:val="0"/>
-                <w:sz w:val="17"/>
-              </w:rPr>
-              <w:t>Dans les milieux urbains c'est peu probable de voir une école dont les élèves ou étudiants ne dépensent pas en frais d'uniformes, prière de verifier pour Fatoumata Gassama qui fréquente 6ème année de Primaire et corriger ou confirmer avec le QG.</w:t>
-            </w:r>
-          </w:p>
-        </w:tc>
-      </w:tr>
-      <w:tr>
-        <w:tc>
-          <w:tcPr>
-            <w:tcW w:type="dxa" w:w="964"/>
-          </w:tcPr>
-          <w:p>
-            <w:r>
-              <w:rPr>
-                <w:b/>
-                <w:i w:val="0"/>
-                <w:color w:val="EA580C"/>
-                <w:sz w:val="16"/>
-              </w:rPr>
-              <w:t>Moyenne</w:t>
-            </w:r>
-          </w:p>
-        </w:tc>
-        <w:tc>
-          <w:tcPr>
-            <w:tcW w:type="dxa" w:w="1247"/>
-          </w:tcPr>
-          <w:p>
-            <w:r>
-              <w:rPr>
-                <w:b/>
-                <w:i w:val="0"/>
-                <w:sz w:val="16"/>
-              </w:rPr>
-              <w:t>S02</w:t>
-              <w:br/>
-            </w:r>
-            <w:r>
-              <w:rPr>
-                <w:b w:val="0"/>
-                <w:i w:val="0"/>
-                <w:color w:val="64748B"/>
-                <w:sz w:val="14"/>
-              </w:rPr>
-              <w:t>Éducation</w:t>
-            </w:r>
-          </w:p>
-        </w:tc>
-        <w:tc>
-          <w:tcPr>
-            <w:tcW w:type="dxa" w:w="1531"/>
-          </w:tcPr>
-          <w:p>
-            <w:r>
-              <w:rPr>
-                <w:b/>
-                <w:i w:val="0"/>
-                <w:color w:val="16A34A"/>
-                <w:sz w:val="16"/>
-              </w:rPr>
-              <w:t>—</w:t>
-            </w:r>
-          </w:p>
-        </w:tc>
-        <w:tc>
-          <w:tcPr>
-            <w:tcW w:type="dxa" w:w="1191"/>
-          </w:tcPr>
-          <w:p>
-            <w:r>
-              <w:rPr>
-                <w:b w:val="0"/>
-                <w:i w:val="0"/>
-                <w:color w:val="64748B"/>
-                <w:sz w:val="16"/>
-              </w:rPr>
-              <w:t>GT-CQ</w:t>
-            </w:r>
-          </w:p>
-        </w:tc>
-        <w:tc>
-          <w:tcPr>
-            <w:tcW w:type="dxa" w:w="4706"/>
-          </w:tcPr>
-          <w:p>
-            <w:r>
-              <w:rPr>
-                <w:b w:val="0"/>
-                <w:i w:val="0"/>
-                <w:sz w:val="17"/>
-              </w:rPr>
               <w:t>Attention ! Le frais de cotisation (5000 Fcfa) de Fatoumata Gassama en 6ème année de Primaire est relativement élevé par rapport aux autres frais de cotisation observés dans cette zone.</w:t>
-            </w:r>
-          </w:p>
-        </w:tc>
-      </w:tr>
-      <w:tr>
-        <w:tc>
-          <w:tcPr>
-            <w:tcW w:type="dxa" w:w="964"/>
-          </w:tcPr>
-          <w:p>
-            <w:r>
-              <w:rPr>
-                <w:b/>
-                <w:i w:val="0"/>
-                <w:color w:val="EA580C"/>
-                <w:sz w:val="16"/>
-              </w:rPr>
-              <w:t>Moyenne</w:t>
-            </w:r>
-          </w:p>
-        </w:tc>
-        <w:tc>
-          <w:tcPr>
-            <w:tcW w:type="dxa" w:w="1247"/>
-          </w:tcPr>
-          <w:p>
-            <w:r>
-              <w:rPr>
-                <w:b/>
-                <w:i w:val="0"/>
-                <w:sz w:val="16"/>
-              </w:rPr>
-              <w:t>S02</w:t>
-              <w:br/>
-            </w:r>
-            <w:r>
-              <w:rPr>
-                <w:b w:val="0"/>
-                <w:i w:val="0"/>
-                <w:color w:val="64748B"/>
-                <w:sz w:val="14"/>
-              </w:rPr>
-              <w:t>Éducation</w:t>
-            </w:r>
-          </w:p>
-        </w:tc>
-        <w:tc>
-          <w:tcPr>
-            <w:tcW w:type="dxa" w:w="1531"/>
-          </w:tcPr>
-          <w:p>
-            <w:r>
-              <w:rPr>
-                <w:b/>
-                <w:i w:val="0"/>
-                <w:color w:val="16A34A"/>
-                <w:sz w:val="16"/>
-              </w:rPr>
-              <w:t>—</w:t>
-            </w:r>
-          </w:p>
-        </w:tc>
-        <w:tc>
-          <w:tcPr>
-            <w:tcW w:type="dxa" w:w="1191"/>
-          </w:tcPr>
-          <w:p>
-            <w:r>
-              <w:rPr>
-                <w:b w:val="0"/>
-                <w:i w:val="0"/>
-                <w:color w:val="64748B"/>
-                <w:sz w:val="16"/>
-              </w:rPr>
-              <w:t>GT-CQ</w:t>
-            </w:r>
-          </w:p>
-        </w:tc>
-        <w:tc>
-          <w:tcPr>
-            <w:tcW w:type="dxa" w:w="4706"/>
-          </w:tcPr>
-          <w:p>
-            <w:r>
-              <w:rPr>
-                <w:b w:val="0"/>
-                <w:i w:val="0"/>
-                <w:sz w:val="17"/>
-              </w:rPr>
-              <w:t>veuillez, s'il vous plait, confirmer les frais de scolarité ( 1000 FCFA) payée de Kadidiatou  Gassama avec le QG ou apporter les corrections nécessaires.</w:t>
             </w:r>
           </w:p>
         </w:tc>
